--- a/pr-preview/pr-55/chapters/coding-style.docx
+++ b/pr-preview/pr-55/chapters/coding-style.docx
@@ -15,7 +15,7 @@
         <w:pStyle w:val="Date"/>
       </w:pPr>
       <w:r>
-        <w:t xml:space="preserve">Last modified: 2026-10-26 11:55:53 (PDT)</w:t>
+        <w:t xml:space="preserve">Last modified: 2026-10-26 12:39:55 (PDT)</w:t>
       </w:r>
     </w:p>
     <w:p>
@@ -13903,6 +13903,39 @@
           <w:rStyle w:val="CommentTok"/>
         </w:rPr>
         <w:t xml:space="preserve"># instead of grep()</w:t>
+      </w:r>
+      <w:r>
+        <w:br/>
+      </w:r>
+      <w:r>
+        <w:rPr>
+          <w:rStyle w:val="NormalTok"/>
+        </w:rPr>
+        <w:t xml:space="preserve">stringr</w:t>
+      </w:r>
+      <w:r>
+        <w:rPr>
+          <w:rStyle w:val="SpecialCharTok"/>
+        </w:rPr>
+        <w:t xml:space="preserve">::</w:t>
+      </w:r>
+      <w:r>
+        <w:rPr>
+          <w:rStyle w:val="FunctionTok"/>
+        </w:rPr>
+        <w:t xml:space="preserve">str_subset</w:t>
+      </w:r>
+      <w:r>
+        <w:rPr>
+          <w:rStyle w:val="NormalTok"/>
+        </w:rPr>
+        <w:t xml:space="preserve">()      </w:t>
+      </w:r>
+      <w:r>
+        <w:rPr>
+          <w:rStyle w:val="CommentTok"/>
+        </w:rPr>
+        <w:t xml:space="preserve"># instead of grep(value = TRUE)</w:t>
       </w:r>
       <w:r>
         <w:br/>

--- a/pr-preview/pr-55/chapters/coding-style.docx
+++ b/pr-preview/pr-55/chapters/coding-style.docx
@@ -15,7 +15,7 @@
         <w:pStyle w:val="Date"/>
       </w:pPr>
       <w:r>
-        <w:t xml:space="preserve">Last modified: 2026-10-26 12:39:55 (PDT)</w:t>
+        <w:t xml:space="preserve">Last modified: 2026-10-26 13:06:49 (PDT)</w:t>
       </w:r>
     </w:p>
     <w:p>
